--- a/docs/FlexxFast_Platform_Sales_Proposal.docx
+++ b/docs/FlexxFast_Platform_Sales_Proposal.docx
@@ -686,6 +686,98 @@
                 <w:color w:val="2E9C3F"/>
                 <w:sz w:val="24"/>
               </w:rPr>
+              <w:t>แผนที่ตำแหน่งตู้ (Station Maps)</w:t>
+            </w:r>
+          </w:p>
+          <w:p>
+            <w:pPr>
+              <w:spacing w:after="40"/>
+            </w:pPr>
+            <w:r>
+              <w:rPr>
+                <w:color w:val="1F2A37"/>
+                <w:sz w:val="22"/>
+              </w:rPr>
+              <w:t>• แสดงตู้ทุกตัวบนแผนที่จริง (OpenStreetMap)</w:t>
+            </w:r>
+          </w:p>
+          <w:p>
+            <w:pPr>
+              <w:spacing w:after="40"/>
+            </w:pPr>
+            <w:r>
+              <w:rPr>
+                <w:color w:val="1F2A37"/>
+                <w:sz w:val="22"/>
+              </w:rPr>
+              <w:t>• หมุดบอกสีตามสถานะ: เขียว/เหลือง/แดง/เทา — เห็นภาพรวมทั่วประเทศในหน้าเดียว</w:t>
+            </w:r>
+          </w:p>
+          <w:p>
+            <w:pPr>
+              <w:spacing w:after="40"/>
+            </w:pPr>
+            <w:r>
+              <w:rPr>
+                <w:color w:val="1F2A37"/>
+                <w:sz w:val="22"/>
+              </w:rPr>
+              <w:t>• คลิกหมุด → popup แสดงข้อมูลตู้ + ลิงก์เข้าหน้ารายละเอียด</w:t>
+            </w:r>
+          </w:p>
+          <w:p>
+            <w:pPr>
+              <w:spacing w:after="40"/>
+            </w:pPr>
+            <w:r>
+              <w:rPr>
+                <w:color w:val="1F2A37"/>
+                <w:sz w:val="22"/>
+              </w:rPr>
+              <w:t>• Basemap ปรับตามธีม Dark/Light อัตโนมัติ</w:t>
+            </w:r>
+          </w:p>
+          <w:p>
+            <w:pPr>
+              <w:spacing w:after="40"/>
+            </w:pPr>
+            <w:r>
+              <w:rPr>
+                <w:color w:val="1F2A37"/>
+                <w:sz w:val="22"/>
+              </w:rPr>
+              <w:t>• หมุนซูมและค้นหาตู้บนแผนที่ได้</w:t>
+            </w:r>
+          </w:p>
+        </w:tc>
+      </w:tr>
+    </w:tbl>
+    <w:p/>
+    <w:tbl>
+      <w:tblPr>
+        <w:tblW w:type="auto" w:w="0"/>
+        <w:tblLayout w:type="autofit"/>
+        <w:tblLook w:firstColumn="1" w:firstRow="1" w:lastColumn="0" w:lastRow="0" w:noHBand="0" w:noVBand="1" w:val="04A0"/>
+      </w:tblPr>
+      <w:tblGrid>
+        <w:gridCol w:w="9746"/>
+      </w:tblGrid>
+      <w:tr>
+        <w:tc>
+          <w:tcPr>
+            <w:tcW w:type="dxa" w:w="9746"/>
+            <w:shd w:val="clear" w:color="auto" w:fill="F5F8FA"/>
+          </w:tcPr>
+          <w:p>
+            <w:pPr>
+              <w:spacing w:after="80"/>
+            </w:pPr>
+            <w:r>
+              <w:rPr>
+                <w:b/>
+                <w:color w:val="2E9C3F"/>
+                <w:sz w:val="24"/>
+              </w:rPr>
               <w:t>ความปลอดภัยและสิทธิ์การเข้าถึง</w:t>
             </w:r>
           </w:p>
@@ -892,6 +984,17 @@
           <w:tcPr>
             <w:tcW w:type="dxa" w:w="6520"/>
           </w:tcPr>
+          <w:p>
+            <w:pPr>
+              <w:spacing w:after="40"/>
+            </w:pPr>
+            <w:r>
+              <w:rPr>
+                <w:sz w:val="20"/>
+              </w:rPr>
+              <w:t>• Station Maps (แผนที่ตำแหน่งตู้บนแผนที่ประเทศไทย)</w:t>
+            </w:r>
+          </w:p>
           <w:p>
             <w:pPr>
               <w:spacing w:after="40"/>
@@ -1371,7 +1474,221 @@
           <w:color w:val="F28A1F"/>
           <w:sz w:val="28"/>
         </w:rPr>
-        <w:t>4.3 หน้า Heartbeat</w:t>
+        <w:t>4.3 หน้า Station Maps (แผนที่ตำแหน่งตู้)</w:t>
+      </w:r>
+    </w:p>
+    <w:tbl>
+      <w:tblPr>
+        <w:tblW w:type="auto" w:w="0"/>
+        <w:tblLayout w:type="autofit"/>
+        <w:tblLook w:firstColumn="1" w:firstRow="1" w:lastColumn="0" w:lastRow="0" w:noHBand="0" w:noVBand="1" w:val="04A0"/>
+      </w:tblPr>
+      <w:tblGrid>
+        <w:gridCol w:w="4873"/>
+        <w:gridCol w:w="4873"/>
+      </w:tblGrid>
+      <w:tr>
+        <w:tc>
+          <w:tcPr>
+            <w:tcW w:type="dxa" w:w="7087"/>
+            <w:gridSpan w:val="2"/>
+            <w:shd w:val="clear" w:color="auto" w:fill="2E9C3F"/>
+          </w:tcPr>
+          <w:p>
+            <w:pPr>
+              <w:spacing w:after="40"/>
+            </w:pPr>
+            <w:r>
+              <w:rPr>
+                <w:b/>
+                <w:color w:val="FFFFFF"/>
+                <w:sz w:val="26"/>
+              </w:rPr>
+              <w:t>ดูตำแหน่งตู้ทุกตัวบนแผนที่จริง — เห็นภาพรวมทั้งประเทศ</w:t>
+            </w:r>
+          </w:p>
+        </w:tc>
+      </w:tr>
+      <w:tr>
+        <w:tc>
+          <w:tcPr>
+            <w:tcW w:type="dxa" w:w="2551"/>
+            <w:shd w:val="clear" w:color="auto" w:fill="F5F8FA"/>
+          </w:tcPr>
+          <w:p>
+            <w:r>
+              <w:rPr>
+                <w:b/>
+                <w:color w:val="606E80"/>
+                <w:sz w:val="20"/>
+              </w:rPr>
+              <w:t>สิ่งที่ผู้ใช้งานเห็น</w:t>
+            </w:r>
+          </w:p>
+        </w:tc>
+        <w:tc>
+          <w:tcPr>
+            <w:tcW w:type="dxa" w:w="7087"/>
+          </w:tcPr>
+          <w:p>
+            <w:pPr>
+              <w:spacing w:after="40"/>
+            </w:pPr>
+            <w:r>
+              <w:rPr>
+                <w:sz w:val="22"/>
+              </w:rPr>
+              <w:t>• แผนที่ OpenStreetMap เต็มหน้าจอ (พื้นหลังสีเข้ม/สว่างตามธีม)</w:t>
+            </w:r>
+          </w:p>
+          <w:p>
+            <w:pPr>
+              <w:spacing w:after="40"/>
+            </w:pPr>
+            <w:r>
+              <w:rPr>
+                <w:sz w:val="22"/>
+              </w:rPr>
+              <w:t>• หมุด (Pin) ทีดร็อปสีตามสถานะตู้แต่ละตัว</w:t>
+            </w:r>
+          </w:p>
+          <w:p>
+            <w:pPr>
+              <w:spacing w:after="40"/>
+            </w:pPr>
+            <w:r>
+              <w:rPr>
+                <w:sz w:val="22"/>
+              </w:rPr>
+              <w:t>•   🟢 เขียว = Online   🟡 เหลือง = Degraded   🔴 แดง = Offline   ⚫ เทา = ไม่มีข้อมูลพิกัด</w:t>
+            </w:r>
+          </w:p>
+          <w:p>
+            <w:pPr>
+              <w:spacing w:after="40"/>
+            </w:pPr>
+            <w:r>
+              <w:rPr>
+                <w:sz w:val="22"/>
+              </w:rPr>
+              <w:t>• หมุนซูม/แพนแผนที่ได้อิสระ, หมุดปรับขนาดตาม zoom</w:t>
+            </w:r>
+          </w:p>
+          <w:p>
+            <w:pPr>
+              <w:spacing w:after="40"/>
+            </w:pPr>
+            <w:r>
+              <w:rPr>
+                <w:sz w:val="22"/>
+              </w:rPr>
+              <w:t>• คลิกหมุด → popup แสดง ชื่อตู้ / สถานะ / ปุ่ม 'View Station' ลิงก์เข้าหน้ารายละเอียด</w:t>
+            </w:r>
+          </w:p>
+          <w:p>
+            <w:pPr>
+              <w:spacing w:after="40"/>
+            </w:pPr>
+            <w:r>
+              <w:rPr>
+                <w:sz w:val="22"/>
+              </w:rPr>
+              <w:t>• แถบค้นหาด้านข้าง — พิมพ์ชื่อตู้แล้วกด → แผนที่ pan+zoom ไปที่ตู้นั้นทันที</w:t>
+            </w:r>
+          </w:p>
+          <w:p>
+            <w:pPr>
+              <w:spacing w:after="40"/>
+            </w:pPr>
+            <w:r>
+              <w:rPr>
+                <w:sz w:val="22"/>
+              </w:rPr>
+              <w:t>• รายการตู้เรียงตามตัวอักษร ด้านข้าง — คลิกเพื่อโฟกัสหมุด</w:t>
+            </w:r>
+          </w:p>
+        </w:tc>
+      </w:tr>
+      <w:tr>
+        <w:tc>
+          <w:tcPr>
+            <w:tcW w:type="dxa" w:w="2551"/>
+            <w:shd w:val="clear" w:color="auto" w:fill="F5F8FA"/>
+          </w:tcPr>
+          <w:p>
+            <w:r>
+              <w:rPr>
+                <w:b/>
+                <w:color w:val="606E80"/>
+                <w:sz w:val="20"/>
+              </w:rPr>
+              <w:t>คุณค่าทางธุรกิจ</w:t>
+            </w:r>
+          </w:p>
+        </w:tc>
+        <w:tc>
+          <w:tcPr>
+            <w:tcW w:type="dxa" w:w="7087"/>
+          </w:tcPr>
+          <w:p>
+            <w:pPr>
+              <w:spacing w:after="40"/>
+            </w:pPr>
+            <w:r>
+              <w:rPr>
+                <w:sz w:val="22"/>
+              </w:rPr>
+              <w:t>• ผู้บริหารเห็นการกระจายตู้ในเครือข่ายในภาพเดียว</w:t>
+            </w:r>
+          </w:p>
+          <w:p>
+            <w:pPr>
+              <w:spacing w:after="40"/>
+            </w:pPr>
+            <w:r>
+              <w:rPr>
+                <w:sz w:val="22"/>
+              </w:rPr>
+              <w:t>• วางแผนการติดตั้งตู้ใหม่ในโซนที่ยังขาด</w:t>
+            </w:r>
+          </w:p>
+          <w:p>
+            <w:pPr>
+              <w:spacing w:after="40"/>
+            </w:pPr>
+            <w:r>
+              <w:rPr>
+                <w:sz w:val="22"/>
+              </w:rPr>
+              <w:t>• ทีมภาคสนามใช้เป็น 'แผนที่ยุทธการ' ไปดูตู้เสียในพื้นที่ได้</w:t>
+            </w:r>
+          </w:p>
+          <w:p>
+            <w:pPr>
+              <w:spacing w:after="40"/>
+            </w:pPr>
+            <w:r>
+              <w:rPr>
+                <w:sz w:val="22"/>
+              </w:rPr>
+              <w:t>• ลูกค้าปลายทาง (เจ้าของตู้) เห็นเครือข่ายของตัวเองในภาพรวม</w:t>
+            </w:r>
+          </w:p>
+        </w:tc>
+      </w:tr>
+    </w:tbl>
+    <w:p/>
+    <w:p>
+      <w:pPr>
+        <w:spacing w:before="200" w:after="80"/>
+      </w:pPr>
+      <w:r>
+        <w:rPr>
+          <w:b/>
+          <w:color w:val="F28A1F"/>
+          <w:sz w:val="28"/>
+        </w:rPr>
+        <w:t>4.4 หน้า Heartbeat</w:t>
       </w:r>
     </w:p>
     <w:tbl>
@@ -1530,7 +1847,7 @@
           <w:color w:val="F28A1F"/>
           <w:sz w:val="28"/>
         </w:rPr>
-        <w:t>4.4 หน้า Power Module</w:t>
+        <w:t>4.5 หน้า Power Module</w:t>
       </w:r>
     </w:p>
     <w:tbl>
@@ -1689,7 +2006,7 @@
           <w:color w:val="F28A1F"/>
           <w:sz w:val="28"/>
         </w:rPr>
-        <w:t>4.5 หน้า Meter</w:t>
+        <w:t>4.6 หน้า Meter</w:t>
       </w:r>
     </w:p>
     <w:tbl>
@@ -1848,7 +2165,7 @@
           <w:color w:val="F28A1F"/>
           <w:sz w:val="28"/>
         </w:rPr>
-        <w:t>4.6 หน้า Temperature</w:t>
+        <w:t>4.7 หน้า Temperature</w:t>
       </w:r>
     </w:p>
     <w:tbl>
@@ -2007,7 +2324,7 @@
           <w:color w:val="F28A1F"/>
           <w:sz w:val="28"/>
         </w:rPr>
-        <w:t>4.7 หน้า Fan RPM</w:t>
+        <w:t>4.8 หน้า Fan RPM</w:t>
       </w:r>
     </w:p>
     <w:tbl>
@@ -2166,7 +2483,7 @@
           <w:color w:val="F28A1F"/>
           <w:sz w:val="28"/>
         </w:rPr>
-        <w:t>4.8 หน้า Device Status (สำหรับตู้ Vector)</w:t>
+        <w:t>4.9 หน้า Device Status (สำหรับตู้ Vector)</w:t>
       </w:r>
     </w:p>
     <w:tbl>
@@ -2347,7 +2664,7 @@
           <w:color w:val="F28A1F"/>
           <w:sz w:val="28"/>
         </w:rPr>
-        <w:t>4.9 หน้า MQTT Scripts</w:t>
+        <w:t>4.10 หน้า MQTT Scripts</w:t>
       </w:r>
     </w:p>
     <w:tbl>
@@ -2495,7 +2812,7 @@
           <w:color w:val="F28A1F"/>
           <w:sz w:val="28"/>
         </w:rPr>
-        <w:t>4.10 หน้า Energy Usage (รายงานการขายพลังงาน)</w:t>
+        <w:t>4.11 หน้า Energy Usage (รายงานการขายพลังงาน)</w:t>
       </w:r>
     </w:p>
     <w:tbl>
@@ -2698,7 +3015,7 @@
           <w:color w:val="F28A1F"/>
           <w:sz w:val="28"/>
         </w:rPr>
-        <w:t>4.11 หน้า Station Detail — รายตู้</w:t>
+        <w:t>4.12 หน้า Station Detail — รายตู้</w:t>
       </w:r>
     </w:p>
     <w:tbl>
@@ -2890,7 +3207,7 @@
           <w:color w:val="F28A1F"/>
           <w:sz w:val="28"/>
         </w:rPr>
-        <w:t>4.12 หน้า Alert Center</w:t>
+        <w:t>4.13 หน้า Alert Center</w:t>
       </w:r>
     </w:p>
     <w:tbl>
@@ -3049,7 +3366,7 @@
           <w:color w:val="F28A1F"/>
           <w:sz w:val="28"/>
         </w:rPr>
-        <w:t>4.13 หน้า Station Config</w:t>
+        <w:t>4.14 หน้า Station Config</w:t>
       </w:r>
     </w:p>
     <w:tbl>
@@ -3241,7 +3558,7 @@
           <w:color w:val="F28A1F"/>
           <w:sz w:val="28"/>
         </w:rPr>
-        <w:t>4.14 หน้า Settings</w:t>
+        <w:t>4.15 หน้า Settings</w:t>
       </w:r>
     </w:p>
     <w:tbl>

--- a/docs/FlexxFast_Platform_Sales_Proposal.docx
+++ b/docs/FlexxFast_Platform_Sales_Proposal.docx
@@ -778,6 +778,98 @@
                 <w:color w:val="2E9C3F"/>
                 <w:sz w:val="24"/>
               </w:rPr>
+              <w:t>วิเคราะห์ Peak Hours ระดับเครือข่าย</w:t>
+            </w:r>
+          </w:p>
+          <w:p>
+            <w:pPr>
+              <w:spacing w:after="40"/>
+            </w:pPr>
+            <w:r>
+              <w:rPr>
+                <w:color w:val="1F2A37"/>
+                <w:sz w:val="22"/>
+              </w:rPr>
+              <w:t>• ดูภาพรวมทั้งเครือข่าย — ช่วงเวลาไหนคนใช้เยอะสุด</w:t>
+            </w:r>
+          </w:p>
+          <w:p>
+            <w:pPr>
+              <w:spacing w:after="40"/>
+            </w:pPr>
+            <w:r>
+              <w:rPr>
+                <w:color w:val="1F2A37"/>
+                <w:sz w:val="22"/>
+              </w:rPr>
+              <w:t>• Bar chart 24 ชั่วโมง — เห็น peak time ในสายตาเดียว</w:t>
+            </w:r>
+          </w:p>
+          <w:p>
+            <w:pPr>
+              <w:spacing w:after="40"/>
+            </w:pPr>
+            <w:r>
+              <w:rPr>
+                <w:color w:val="1F2A37"/>
+                <w:sz w:val="22"/>
+              </w:rPr>
+              <w:t>• Heatmap 7×24 (วัน × ชั่วโมง) — เปรียบเทียบเสาร์-อาทิตย์ กับวันธรรมดา</w:t>
+            </w:r>
+          </w:p>
+          <w:p>
+            <w:pPr>
+              <w:spacing w:after="40"/>
+            </w:pPr>
+            <w:r>
+              <w:rPr>
+                <w:color w:val="1F2A37"/>
+                <w:sz w:val="22"/>
+              </w:rPr>
+              <w:t>• Insight อัตโนมัติ: 'peak hour 18:00 กิน 34% ของพลังงานรวม'</w:t>
+            </w:r>
+          </w:p>
+          <w:p>
+            <w:pPr>
+              <w:spacing w:after="40"/>
+            </w:pPr>
+            <w:r>
+              <w:rPr>
+                <w:color w:val="1F2A37"/>
+                <w:sz w:val="22"/>
+              </w:rPr>
+              <w:t>• ใช้วางแผน pricing / บำรุงรักษา / demand-shifting strategy</w:t>
+            </w:r>
+          </w:p>
+        </w:tc>
+      </w:tr>
+    </w:tbl>
+    <w:p/>
+    <w:tbl>
+      <w:tblPr>
+        <w:tblW w:type="auto" w:w="0"/>
+        <w:tblLayout w:type="autofit"/>
+        <w:tblLook w:firstColumn="1" w:firstRow="1" w:lastColumn="0" w:lastRow="0" w:noHBand="0" w:noVBand="1" w:val="04A0"/>
+      </w:tblPr>
+      <w:tblGrid>
+        <w:gridCol w:w="9746"/>
+      </w:tblGrid>
+      <w:tr>
+        <w:tc>
+          <w:tcPr>
+            <w:tcW w:type="dxa" w:w="9746"/>
+            <w:shd w:val="clear" w:color="auto" w:fill="F5F8FA"/>
+          </w:tcPr>
+          <w:p>
+            <w:pPr>
+              <w:spacing w:after="80"/>
+            </w:pPr>
+            <w:r>
+              <w:rPr>
+                <w:b/>
+                <w:color w:val="2E9C3F"/>
+                <w:sz w:val="24"/>
+              </w:rPr>
               <w:t>ความปลอดภัยและสิทธิ์การเข้าถึง</w:t>
             </w:r>
           </w:p>
@@ -959,6 +1051,17 @@
                 <w:sz w:val="20"/>
               </w:rPr>
               <w:t>• Energy Usage (รายงานพลังงาน + จำนวนการชาร์จ)</w:t>
+            </w:r>
+          </w:p>
+          <w:p>
+            <w:pPr>
+              <w:spacing w:after="40"/>
+            </w:pPr>
+            <w:r>
+              <w:rPr>
+                <w:sz w:val="20"/>
+              </w:rPr>
+              <w:t>• Peak Hours (ชั่วโมงเร่งด่วนของเครือข่าย — Bar + Heatmap)</w:t>
             </w:r>
           </w:p>
         </w:tc>
@@ -3015,7 +3118,276 @@
           <w:color w:val="F28A1F"/>
           <w:sz w:val="28"/>
         </w:rPr>
-        <w:t>4.12 หน้า Station Detail — รายตู้</w:t>
+        <w:t>4.12 หน้า Peak Hours (ชั่วโมงเร่งด่วนของเครือข่าย)</w:t>
+      </w:r>
+    </w:p>
+    <w:tbl>
+      <w:tblPr>
+        <w:tblW w:type="auto" w:w="0"/>
+        <w:tblLayout w:type="autofit"/>
+        <w:tblLook w:firstColumn="1" w:firstRow="1" w:lastColumn="0" w:lastRow="0" w:noHBand="0" w:noVBand="1" w:val="04A0"/>
+      </w:tblPr>
+      <w:tblGrid>
+        <w:gridCol w:w="4873"/>
+        <w:gridCol w:w="4873"/>
+      </w:tblGrid>
+      <w:tr>
+        <w:tc>
+          <w:tcPr>
+            <w:tcW w:type="dxa" w:w="7087"/>
+            <w:gridSpan w:val="2"/>
+            <w:shd w:val="clear" w:color="auto" w:fill="2E9C3F"/>
+          </w:tcPr>
+          <w:p>
+            <w:pPr>
+              <w:spacing w:after="40"/>
+            </w:pPr>
+            <w:r>
+              <w:rPr>
+                <w:b/>
+                <w:color w:val="FFFFFF"/>
+                <w:sz w:val="26"/>
+              </w:rPr>
+              <w:t>วิเคราะห์ว่า 'ช่วงเวลาไหน' คนใช้ตู้ในเครือข่ายเยอะสุด — ระดับ Fleet-wide</w:t>
+            </w:r>
+          </w:p>
+        </w:tc>
+      </w:tr>
+      <w:tr>
+        <w:tc>
+          <w:tcPr>
+            <w:tcW w:type="dxa" w:w="2551"/>
+            <w:shd w:val="clear" w:color="auto" w:fill="F5F8FA"/>
+          </w:tcPr>
+          <w:p>
+            <w:r>
+              <w:rPr>
+                <w:b/>
+                <w:color w:val="606E80"/>
+                <w:sz w:val="20"/>
+              </w:rPr>
+              <w:t>สิ่งที่ผู้ใช้งานเห็น</w:t>
+            </w:r>
+          </w:p>
+        </w:tc>
+        <w:tc>
+          <w:tcPr>
+            <w:tcW w:type="dxa" w:w="7087"/>
+          </w:tcPr>
+          <w:p>
+            <w:pPr>
+              <w:spacing w:after="40"/>
+            </w:pPr>
+            <w:r>
+              <w:rPr>
+                <w:sz w:val="22"/>
+              </w:rPr>
+              <w:t>• เลือกช่วงเวลา: 7 วัน / 30 วัน / เดือนนี้</w:t>
+            </w:r>
+          </w:p>
+          <w:p>
+            <w:pPr>
+              <w:spacing w:after="40"/>
+            </w:pPr>
+            <w:r>
+              <w:rPr>
+                <w:sz w:val="22"/>
+              </w:rPr>
+              <w:t>• Summary 4 tiles: Peak Hour / Peak Day / Total kWh / จำนวนสถานีที่มีข้อมูล</w:t>
+            </w:r>
+          </w:p>
+          <w:p>
+            <w:pPr>
+              <w:spacing w:after="40"/>
+            </w:pPr>
+            <w:r>
+              <w:rPr>
+                <w:sz w:val="22"/>
+              </w:rPr>
+              <w:t>• Insight sticker — ประโยคสรุปอัตโนมัติ เช่น "Peak hour 18:00–19:00 กิน 34% ของพลังงานรวม"</w:t>
+            </w:r>
+          </w:p>
+          <w:p>
+            <w:pPr>
+              <w:spacing w:after="40"/>
+            </w:pPr>
+            <w:r>
+              <w:rPr>
+                <w:sz w:val="22"/>
+              </w:rPr>
+              <w:t>• Chart 1 — Bar chart 24 แท่ง (00–23 น.) แสดง kWh รวมของแต่ละชั่วโมง</w:t>
+            </w:r>
+          </w:p>
+          <w:p>
+            <w:pPr>
+              <w:spacing w:after="40"/>
+            </w:pPr>
+            <w:r>
+              <w:rPr>
+                <w:sz w:val="22"/>
+              </w:rPr>
+              <w:t>•   แท่งสีเหลือง = peak hour (สูงสุดในช่วงเวลาที่เลือก)</w:t>
+            </w:r>
+          </w:p>
+          <w:p>
+            <w:pPr>
+              <w:spacing w:after="40"/>
+            </w:pPr>
+            <w:r>
+              <w:rPr>
+                <w:sz w:val="22"/>
+              </w:rPr>
+              <w:t>•   Tooltip แสดง Total kWh + Avg/day ต่อชั่วโมงนั้น</w:t>
+            </w:r>
+          </w:p>
+          <w:p>
+            <w:pPr>
+              <w:spacing w:after="40"/>
+            </w:pPr>
+            <w:r>
+              <w:rPr>
+                <w:sz w:val="22"/>
+              </w:rPr>
+              <w:t>• Chart 2 — Heatmap 7×24 (Sun–Sat × 00–23 น.)</w:t>
+            </w:r>
+          </w:p>
+          <w:p>
+            <w:pPr>
+              <w:spacing w:after="40"/>
+            </w:pPr>
+            <w:r>
+              <w:rPr>
+                <w:sz w:val="22"/>
+              </w:rPr>
+              <w:t>•   ช่องสีเข้ม = kWh สูง (gradient sky → blue → amber)</w:t>
+            </w:r>
+          </w:p>
+          <w:p>
+            <w:pPr>
+              <w:spacing w:after="40"/>
+            </w:pPr>
+            <w:r>
+              <w:rPr>
+                <w:sz w:val="22"/>
+              </w:rPr>
+              <w:t>•   Row/column headers เน้นสีเหลืองที่ peak day / peak hour</w:t>
+            </w:r>
+          </w:p>
+          <w:p>
+            <w:pPr>
+              <w:spacing w:after="40"/>
+            </w:pPr>
+            <w:r>
+              <w:rPr>
+                <w:sz w:val="22"/>
+              </w:rPr>
+              <w:t>•   Hover ดูค่า kWh + % ของ max intensity</w:t>
+            </w:r>
+          </w:p>
+          <w:p>
+            <w:pPr>
+              <w:spacing w:after="40"/>
+            </w:pPr>
+            <w:r>
+              <w:rPr>
+                <w:sz w:val="22"/>
+              </w:rPr>
+              <w:t>• เวลาแสดงเป็นเวลาไทย (ICT/UTC+7) เพื่อให้ตรงกับพฤติกรรมผู้ใช้จริง</w:t>
+            </w:r>
+          </w:p>
+        </w:tc>
+      </w:tr>
+      <w:tr>
+        <w:tc>
+          <w:tcPr>
+            <w:tcW w:type="dxa" w:w="2551"/>
+            <w:shd w:val="clear" w:color="auto" w:fill="F5F8FA"/>
+          </w:tcPr>
+          <w:p>
+            <w:r>
+              <w:rPr>
+                <w:b/>
+                <w:color w:val="606E80"/>
+                <w:sz w:val="20"/>
+              </w:rPr>
+              <w:t>คุณค่าทางธุรกิจ</w:t>
+            </w:r>
+          </w:p>
+        </w:tc>
+        <w:tc>
+          <w:tcPr>
+            <w:tcW w:type="dxa" w:w="7087"/>
+          </w:tcPr>
+          <w:p>
+            <w:pPr>
+              <w:spacing w:after="40"/>
+            </w:pPr>
+            <w:r>
+              <w:rPr>
+                <w:sz w:val="22"/>
+              </w:rPr>
+              <w:t>• รู้ว่า 'peak time' ของเครือข่ายอยู่ช่วงไหน → ใช้วางแผน pricing (charge premium ช่วง peak)</w:t>
+            </w:r>
+          </w:p>
+          <w:p>
+            <w:pPr>
+              <w:spacing w:after="40"/>
+            </w:pPr>
+            <w:r>
+              <w:rPr>
+                <w:sz w:val="22"/>
+              </w:rPr>
+              <w:t>• รู้ 'peak day of week' → ใช้วางแผนบำรุงรักษาให้อยู่ในวัน off-peak (ไม่กระทบรายได้)</w:t>
+            </w:r>
+          </w:p>
+          <w:p>
+            <w:pPr>
+              <w:spacing w:after="40"/>
+            </w:pPr>
+            <w:r>
+              <w:rPr>
+                <w:sz w:val="22"/>
+              </w:rPr>
+              <w:t>• เห็น pattern เสาร์-อาทิตย์ vs วันธรรมดา → วางแผน staffing ภาคสนามได้</w:t>
+            </w:r>
+          </w:p>
+          <w:p>
+            <w:pPr>
+              <w:spacing w:after="40"/>
+            </w:pPr>
+            <w:r>
+              <w:rPr>
+                <w:sz w:val="22"/>
+              </w:rPr>
+              <w:t>• % contribution ของ peak hour → ใช้ตัดสินใจ demand-shifting strategy (เช่น incentive ให้ชาร์จช่วงกลางวัน)</w:t>
+            </w:r>
+          </w:p>
+          <w:p>
+            <w:pPr>
+              <w:spacing w:after="40"/>
+            </w:pPr>
+            <w:r>
+              <w:rPr>
+                <w:sz w:val="22"/>
+              </w:rPr>
+              <w:t>• ประกอบการตัดสินใจขยายกำลังไฟฟ้าเข้าตู้ (ถ้า peak ใกล้ max capacity)</w:t>
+            </w:r>
+          </w:p>
+        </w:tc>
+      </w:tr>
+    </w:tbl>
+    <w:p/>
+    <w:p>
+      <w:pPr>
+        <w:spacing w:before="200" w:after="80"/>
+      </w:pPr>
+      <w:r>
+        <w:rPr>
+          <w:b/>
+          <w:color w:val="F28A1F"/>
+          <w:sz w:val="28"/>
+        </w:rPr>
+        <w:t>4.13 หน้า Station Detail — รายตู้</w:t>
       </w:r>
     </w:p>
     <w:tbl>
@@ -3207,7 +3579,7 @@
           <w:color w:val="F28A1F"/>
           <w:sz w:val="28"/>
         </w:rPr>
-        <w:t>4.13 หน้า Alert Center</w:t>
+        <w:t>4.14 หน้า Alert Center</w:t>
       </w:r>
     </w:p>
     <w:tbl>
@@ -3366,7 +3738,7 @@
           <w:color w:val="F28A1F"/>
           <w:sz w:val="28"/>
         </w:rPr>
-        <w:t>4.14 หน้า Station Config</w:t>
+        <w:t>4.15 หน้า Station Config</w:t>
       </w:r>
     </w:p>
     <w:tbl>
@@ -3558,7 +3930,7 @@
           <w:color w:val="F28A1F"/>
           <w:sz w:val="28"/>
         </w:rPr>
-        <w:t>4.15 หน้า Settings</w:t>
+        <w:t>4.16 หน้า Settings</w:t>
       </w:r>
     </w:p>
     <w:tbl>
